--- a/Запорожец/coursework/titulnik.docx
+++ b/Запорожец/coursework/titulnik.docx
@@ -21,7 +21,7 @@
           <w:szCs w:val="28"/>
         </w:rPr>
         <w:pict w14:anchorId="1CB66312">
-          <v:shape id="Рисунок 22" o:spid="_x0000_i1026" type="#_x0000_t75" style="width:46.5pt;height:46.5pt;visibility:visible;mso-wrap-style:square">
+          <v:shape id="Рисунок 22" o:spid="_x0000_i1026" type="#_x0000_t75" style="width:46.9pt;height:46.9pt;visibility:visible;mso-wrap-style:square">
             <v:imagedata r:id="rId7" o:title=""/>
           </v:shape>
         </w:pict>
@@ -221,18 +221,8 @@
           <w:sz w:val="24"/>
           <w:szCs w:val="24"/>
         </w:rPr>
-        <w:t xml:space="preserve">И.О. Зав. кафедрой </w:t>
-      </w:r>
-      <w:proofErr w:type="spellStart"/>
-      <w:r>
-        <w:rPr>
-          <w:rFonts w:ascii="Times New Roman" w:hAnsi="Times New Roman"/>
-          <w:sz w:val="24"/>
-          <w:szCs w:val="24"/>
-        </w:rPr>
-        <w:t>ВТиП</w:t>
-      </w:r>
-      <w:proofErr w:type="spellEnd"/>
+        <w:t>И.О. Зав. кафедрой ВТиП</w:t>
+      </w:r>
     </w:p>
     <w:p>
       <w:pPr>
@@ -426,7 +416,95 @@
           <w:sz w:val="24"/>
           <w:szCs w:val="24"/>
         </w:rPr>
-        <w:t>Разработка системы учёта проката спортивного инвентаря</w:t>
+        <w:t>Р</w:t>
+      </w:r>
+      <w:r>
+        <w:rPr>
+          <w:rFonts w:ascii="Times New Roman" w:hAnsi="Times New Roman"/>
+          <w:sz w:val="24"/>
+          <w:szCs w:val="24"/>
+        </w:rPr>
+        <w:t>АЗРАБОТКА</w:t>
+      </w:r>
+      <w:r>
+        <w:rPr>
+          <w:rFonts w:ascii="Times New Roman" w:hAnsi="Times New Roman"/>
+          <w:sz w:val="24"/>
+          <w:szCs w:val="24"/>
+        </w:rPr>
+        <w:t xml:space="preserve"> </w:t>
+      </w:r>
+      <w:r>
+        <w:rPr>
+          <w:rFonts w:ascii="Times New Roman" w:hAnsi="Times New Roman"/>
+          <w:sz w:val="24"/>
+          <w:szCs w:val="24"/>
+        </w:rPr>
+        <w:t>СИСТЕМЫ</w:t>
+      </w:r>
+      <w:r>
+        <w:rPr>
+          <w:rFonts w:ascii="Times New Roman" w:hAnsi="Times New Roman"/>
+          <w:sz w:val="24"/>
+          <w:szCs w:val="24"/>
+        </w:rPr>
+        <w:t xml:space="preserve"> </w:t>
+      </w:r>
+      <w:r>
+        <w:rPr>
+          <w:rFonts w:ascii="Times New Roman" w:hAnsi="Times New Roman"/>
+          <w:sz w:val="24"/>
+          <w:szCs w:val="24"/>
+        </w:rPr>
+        <w:t>УЧЁТА</w:t>
+      </w:r>
+      <w:r>
+        <w:rPr>
+          <w:rFonts w:ascii="Times New Roman" w:hAnsi="Times New Roman"/>
+          <w:sz w:val="24"/>
+          <w:szCs w:val="24"/>
+        </w:rPr>
+        <w:t xml:space="preserve"> </w:t>
+      </w:r>
+      <w:r>
+        <w:rPr>
+          <w:rFonts w:ascii="Times New Roman" w:hAnsi="Times New Roman"/>
+          <w:sz w:val="24"/>
+          <w:szCs w:val="24"/>
+        </w:rPr>
+        <w:t>ПРОКАТА</w:t>
+      </w:r>
+      <w:r>
+        <w:rPr>
+          <w:rFonts w:ascii="Times New Roman" w:hAnsi="Times New Roman"/>
+          <w:sz w:val="24"/>
+          <w:szCs w:val="24"/>
+        </w:rPr>
+        <w:t xml:space="preserve"> </w:t>
+      </w:r>
+      <w:r>
+        <w:rPr>
+          <w:rFonts w:ascii="Times New Roman" w:hAnsi="Times New Roman"/>
+          <w:sz w:val="24"/>
+          <w:szCs w:val="24"/>
+        </w:rPr>
+        <w:t>СПОРТИВНОГО</w:t>
+      </w:r>
+      <w:r>
+        <w:rPr>
+          <w:rFonts w:ascii="Times New Roman" w:hAnsi="Times New Roman"/>
+          <w:sz w:val="24"/>
+          <w:szCs w:val="24"/>
+        </w:rPr>
+        <w:t xml:space="preserve"> </w:t>
+      </w:r>
+      <w:r>
+        <w:rPr>
+          <w:rFonts w:ascii="Times New Roman" w:hAnsi="Times New Roman"/>
+          <w:sz w:val="24"/>
+          <w:szCs w:val="24"/>
+        </w:rPr>
+        <w:t>ИНВЕНТАРЯ</w:t>
       </w:r>
       <w:r>
         <w:rPr>
@@ -1246,7 +1324,7 @@
         <v:path o:extrusionok="f" gradientshapeok="t" o:connecttype="rect"/>
         <o:lock v:ext="edit" aspectratio="t"/>
       </v:shapetype>
-      <v:shape id="_x0000_i1025" type="#_x0000_t75" style="width:6.75pt;height:17.25pt;visibility:visible" o:bullet="t">
+      <v:shape id="_x0000_i1025" type="#_x0000_t75" style="width:6.7pt;height:17.6pt;visibility:visible" o:bullet="t">
         <v:imagedata r:id="rId1" o:title="2F6C9721"/>
       </v:shape>
     </w:pict>
